--- a/Writeups/Group_3_Mid_Semester_Report.docx
+++ b/Writeups/Group_3_Mid_Semester_Report.docx
@@ -33,6 +33,30 @@
     </w:p>
     <w:p>
       <w:pPr>
+        <w:jc w:val="center"/>
+        <w:rPr>
+          <w:rFonts w:eastAsia="Book Antiqua" w:cs="Book Antiqua"/>
+        </w:rPr>
+      </w:pPr>
+      <w:hyperlink r:id="rId6" w:history="1">
+        <w:r>
+          <w:rPr>
+            <w:rStyle w:val="Hyperlink"/>
+            <w:rFonts w:eastAsia="Book Antiqua" w:cs="Book Antiqua"/>
+          </w:rPr>
+          <w:t xml:space="preserve">GitHub </w:t>
+        </w:r>
+        <w:r>
+          <w:rPr>
+            <w:rStyle w:val="Hyperlink"/>
+            <w:rFonts w:eastAsia="Book Antiqua" w:cs="Book Antiqua"/>
+          </w:rPr>
+          <w:t>Repository</w:t>
+        </w:r>
+      </w:hyperlink>
+    </w:p>
+    <w:p>
+      <w:pPr>
         <w:pStyle w:val="Heading2"/>
         <w:rPr>
           <w:rFonts w:eastAsia="Book Antiqua"/>
@@ -119,14 +143,14 @@
         <w:rPr>
           <w:rFonts w:eastAsia="Book Antiqua" w:cs="Book Antiqua"/>
         </w:rPr>
-        <w:t xml:space="preserve"> to improve spatial feature preservation while maintaining efficient long-range dependency modeling. Our baseline implementation reproduces the InceptentionNet architecture; </w:t>
+        <w:t xml:space="preserve"> to improve spatial feature preservation while maintaining efficient long-range dependency </w:t>
       </w:r>
       <w:r>
         <w:rPr>
           <w:rFonts w:eastAsia="Book Antiqua" w:cs="Book Antiqua"/>
         </w:rPr>
         <w:lastRenderedPageBreak/>
-        <w:t>however, our experimental results did not match the performance reported in the or</w:t>
+        <w:t>modeling. Our baseline implementation reproduces the InceptentionNet architecture; however, our experimental results did not match the performance reported in the or</w:t>
       </w:r>
       <w:r>
         <w:rPr>
@@ -770,7 +794,7 @@
                     <pic:cNvPicPr preferRelativeResize="0"/>
                   </pic:nvPicPr>
                   <pic:blipFill>
-                    <a:blip r:embed="rId6"/>
+                    <a:blip r:embed="rId7"/>
                     <a:srcRect/>
                     <a:stretch>
                       <a:fillRect/>
@@ -1162,7 +1186,21 @@
           <w:rFonts w:eastAsia="Book Antiqua" w:cs="Book Antiqua"/>
         </w:rPr>
         <w:lastRenderedPageBreak/>
-        <w:t>responses by learning which channels are most informative, followed by a multi-head self-attention module (4 heads) that models spatial relationships across the feature map. Global average pooling then reduces the spatial dimensions to a single vector, which is passed to a two-layer fully connected classifier with dropout (p=0.3) producing a single logit for binary classification.</w:t>
+        <w:t xml:space="preserve">responses by learning which channels are most informative, followed by a multi-head self-attention module (4 heads) that </w:t>
+      </w:r>
+      <w:proofErr w:type="gramStart"/>
+      <w:r>
+        <w:rPr>
+          <w:rFonts w:eastAsia="Book Antiqua" w:cs="Book Antiqua"/>
+        </w:rPr>
+        <w:t>models</w:t>
+      </w:r>
+      <w:proofErr w:type="gramEnd"/>
+      <w:r>
+        <w:rPr>
+          <w:rFonts w:eastAsia="Book Antiqua" w:cs="Book Antiqua"/>
+        </w:rPr>
+        <w:t xml:space="preserve"> spatial relationships across the feature map. Global average pooling then reduces the spatial dimensions to a single vector, which is passed to a two-layer fully connected classifier with dropout (p=0.3) producing a single logit for binary classification.</w:t>
       </w:r>
     </w:p>
     <w:p>
@@ -1763,7 +1801,7 @@
                     <pic:cNvPicPr preferRelativeResize="0"/>
                   </pic:nvPicPr>
                   <pic:blipFill>
-                    <a:blip r:embed="rId7"/>
+                    <a:blip r:embed="rId8"/>
                     <a:srcRect/>
                     <a:stretch>
                       <a:fillRect/>
@@ -2252,7 +2290,21 @@
         <w:rPr>
           <w:rFonts w:eastAsia="Book Antiqua" w:cs="Book Antiqua"/>
         </w:rPr>
-        <w:t>Classification head for MB vs Non-MB prediction</w:t>
+        <w:t xml:space="preserve">Classification head for MB vs </w:t>
+      </w:r>
+      <w:proofErr w:type="gramStart"/>
+      <w:r>
+        <w:rPr>
+          <w:rFonts w:eastAsia="Book Antiqua" w:cs="Book Antiqua"/>
+        </w:rPr>
+        <w:t>Non-MB</w:t>
+      </w:r>
+      <w:proofErr w:type="gramEnd"/>
+      <w:r>
+        <w:rPr>
+          <w:rFonts w:eastAsia="Book Antiqua" w:cs="Book Antiqua"/>
+        </w:rPr>
+        <w:t xml:space="preserve"> prediction</w:t>
       </w:r>
       <w:r>
         <w:rPr>
@@ -2625,7 +2677,7 @@
         </w:rPr>
         <w:t xml:space="preserve"> Publishing; 2025 Jan-. Available from: </w:t>
       </w:r>
-      <w:hyperlink r:id="rId8">
+      <w:hyperlink r:id="rId9">
         <w:r>
           <w:rPr>
             <w:rFonts w:ascii="Times New Roman" w:eastAsia="Times New Roman" w:hAnsi="Times New Roman" w:cs="Times New Roman"/>
@@ -3182,7 +3234,7 @@
         </w:rPr>
         <w:t>etic Resonance Imaging-Based Classification of Brain Tumors. Bioengineering 2024, 11, 701.</w:t>
       </w:r>
-      <w:hyperlink r:id="rId9">
+      <w:hyperlink r:id="rId10">
         <w:r>
           <w:rPr>
             <w:rFonts w:ascii="Times New Roman" w:eastAsia="Times New Roman" w:hAnsi="Times New Roman" w:cs="Times New Roman"/>
@@ -3190,7 +3242,7 @@
           <w:t xml:space="preserve"> </w:t>
         </w:r>
       </w:hyperlink>
-      <w:hyperlink r:id="rId10">
+      <w:hyperlink r:id="rId11">
         <w:r>
           <w:rPr>
             <w:rFonts w:ascii="Times New Roman" w:eastAsia="Times New Roman" w:hAnsi="Times New Roman" w:cs="Times New Roman"/>
@@ -5764,6 +5816,29 @@
       <w:contextualSpacing/>
     </w:pPr>
   </w:style>
+  <w:style w:type="character" w:styleId="Hyperlink">
+    <w:name w:val="Hyperlink"/>
+    <w:basedOn w:val="DefaultParagraphFont"/>
+    <w:uiPriority w:val="99"/>
+    <w:unhideWhenUsed/>
+    <w:rsid w:val="002B0AE8"/>
+    <w:rPr>
+      <w:color w:val="0000FF" w:themeColor="hyperlink"/>
+      <w:u w:val="single"/>
+    </w:rPr>
+  </w:style>
+  <w:style w:type="character" w:styleId="UnresolvedMention">
+    <w:name w:val="Unresolved Mention"/>
+    <w:basedOn w:val="DefaultParagraphFont"/>
+    <w:uiPriority w:val="99"/>
+    <w:semiHidden/>
+    <w:unhideWhenUsed/>
+    <w:rsid w:val="002B0AE8"/>
+    <w:rPr>
+      <w:color w:val="605E5C"/>
+      <w:shd w:val="clear" w:color="auto" w:fill="E1DFDD"/>
+    </w:rPr>
+  </w:style>
 </w:styles>
 </file>
 
